--- a/Documentation/Social Media App - Documentation Full.docx
+++ b/Documentation/Social Media App - Documentation Full.docx
@@ -2020,42 +2020,16 @@
     </w:p>
     <w:p>
       <w:r>
+        <w:t> </w:t>
+      </w:r>
+    </w:p>
+    <w:p>
+      <w:pPr>
         <w:rPr>
           <w:b/>
           <w:bCs/>
         </w:rPr>
-        <w:t>Tools</w:t>
-      </w:r>
-    </w:p>
-    <w:p>
-      <w:pPr>
-        <w:numPr>
-          <w:ilvl w:val="0"/>
-          <w:numId w:val="47"/>
-        </w:numPr>
-      </w:pPr>
-      <w:r>
-        <w:t>Jest</w:t>
-      </w:r>
-    </w:p>
-    <w:p>
-      <w:pPr>
-        <w:numPr>
-          <w:ilvl w:val="0"/>
-          <w:numId w:val="47"/>
-        </w:numPr>
-      </w:pPr>
-      <w:proofErr w:type="spellStart"/>
-      <w:r>
-        <w:lastRenderedPageBreak/>
-        <w:t>Supertest</w:t>
-      </w:r>
-      <w:proofErr w:type="spellEnd"/>
-    </w:p>
-    <w:p>
-      <w:r>
-        <w:t> </w:t>
-      </w:r>
+      </w:pPr>
     </w:p>
     <w:p>
       <w:r>
@@ -2063,14 +2037,690 @@
           <w:b/>
           <w:bCs/>
         </w:rPr>
+        <w:lastRenderedPageBreak/>
         <w:t xml:space="preserve">11. Screenshots or Demo </w:t>
       </w:r>
     </w:p>
     <w:p>
       <w:r>
-        <w:t xml:space="preserve">• Provide screenshots or a link to a demo to showcase the application. </w:t>
-      </w:r>
-    </w:p>
+        <w:rPr>
+          <w:noProof/>
+        </w:rPr>
+        <w:drawing>
+          <wp:anchor distT="0" distB="0" distL="114300" distR="114300" simplePos="0" relativeHeight="251665408" behindDoc="0" locked="0" layoutInCell="1" allowOverlap="1" wp14:anchorId="0BAB19B1" wp14:editId="16079CF6">
+            <wp:simplePos x="0" y="0"/>
+            <wp:positionH relativeFrom="margin">
+              <wp:posOffset>101600</wp:posOffset>
+            </wp:positionH>
+            <wp:positionV relativeFrom="paragraph">
+              <wp:posOffset>295855</wp:posOffset>
+            </wp:positionV>
+            <wp:extent cx="5731510" cy="2823845"/>
+            <wp:effectExtent l="0" t="0" r="2540" b="0"/>
+            <wp:wrapSquare wrapText="bothSides"/>
+            <wp:docPr id="1527761326" name="Picture 9"/>
+            <wp:cNvGraphicFramePr>
+              <a:graphicFrameLocks xmlns:a="http://schemas.openxmlformats.org/drawingml/2006/main" noChangeAspect="1"/>
+            </wp:cNvGraphicFramePr>
+            <a:graphic xmlns:a="http://schemas.openxmlformats.org/drawingml/2006/main">
+              <a:graphicData uri="http://schemas.openxmlformats.org/drawingml/2006/picture">
+                <pic:pic xmlns:pic="http://schemas.openxmlformats.org/drawingml/2006/picture">
+                  <pic:nvPicPr>
+                    <pic:cNvPr id="1527761326" name="Picture 1527761326"/>
+                    <pic:cNvPicPr/>
+                  </pic:nvPicPr>
+                  <pic:blipFill>
+                    <a:blip r:embed="rId7" cstate="print">
+                      <a:extLst>
+                        <a:ext uri="{28A0092B-C50C-407E-A947-70E740481C1C}">
+                          <a14:useLocalDpi xmlns:a14="http://schemas.microsoft.com/office/drawing/2010/main" val="0"/>
+                        </a:ext>
+                      </a:extLst>
+                    </a:blip>
+                    <a:stretch>
+                      <a:fillRect/>
+                    </a:stretch>
+                  </pic:blipFill>
+                  <pic:spPr>
+                    <a:xfrm>
+                      <a:off x="0" y="0"/>
+                      <a:ext cx="5731510" cy="2823845"/>
+                    </a:xfrm>
+                    <a:prstGeom prst="rect">
+                      <a:avLst/>
+                    </a:prstGeom>
+                  </pic:spPr>
+                </pic:pic>
+              </a:graphicData>
+            </a:graphic>
+          </wp:anchor>
+        </w:drawing>
+      </w:r>
+    </w:p>
+    <w:p/>
+    <w:p>
+      <w:r>
+        <w:rPr>
+          <w:noProof/>
+        </w:rPr>
+        <w:drawing>
+          <wp:anchor distT="0" distB="0" distL="114300" distR="114300" simplePos="0" relativeHeight="251664384" behindDoc="0" locked="0" layoutInCell="1" allowOverlap="1" wp14:anchorId="4CB3E838" wp14:editId="22AEB29D">
+            <wp:simplePos x="0" y="0"/>
+            <wp:positionH relativeFrom="margin">
+              <wp:align>right</wp:align>
+            </wp:positionH>
+            <wp:positionV relativeFrom="paragraph">
+              <wp:posOffset>285750</wp:posOffset>
+            </wp:positionV>
+            <wp:extent cx="5701030" cy="2820670"/>
+            <wp:effectExtent l="0" t="0" r="0" b="0"/>
+            <wp:wrapSquare wrapText="bothSides"/>
+            <wp:docPr id="711424936" name="Picture 8"/>
+            <wp:cNvGraphicFramePr>
+              <a:graphicFrameLocks xmlns:a="http://schemas.openxmlformats.org/drawingml/2006/main" noChangeAspect="1"/>
+            </wp:cNvGraphicFramePr>
+            <a:graphic xmlns:a="http://schemas.openxmlformats.org/drawingml/2006/main">
+              <a:graphicData uri="http://schemas.openxmlformats.org/drawingml/2006/picture">
+                <pic:pic xmlns:pic="http://schemas.openxmlformats.org/drawingml/2006/picture">
+                  <pic:nvPicPr>
+                    <pic:cNvPr id="711424936" name="Picture 711424936"/>
+                    <pic:cNvPicPr/>
+                  </pic:nvPicPr>
+                  <pic:blipFill>
+                    <a:blip r:embed="rId8" cstate="print">
+                      <a:extLst>
+                        <a:ext uri="{28A0092B-C50C-407E-A947-70E740481C1C}">
+                          <a14:useLocalDpi xmlns:a14="http://schemas.microsoft.com/office/drawing/2010/main" val="0"/>
+                        </a:ext>
+                      </a:extLst>
+                    </a:blip>
+                    <a:stretch>
+                      <a:fillRect/>
+                    </a:stretch>
+                  </pic:blipFill>
+                  <pic:spPr>
+                    <a:xfrm>
+                      <a:off x="0" y="0"/>
+                      <a:ext cx="5701030" cy="2820670"/>
+                    </a:xfrm>
+                    <a:prstGeom prst="rect">
+                      <a:avLst/>
+                    </a:prstGeom>
+                  </pic:spPr>
+                </pic:pic>
+              </a:graphicData>
+            </a:graphic>
+            <wp14:sizeRelH relativeFrom="margin">
+              <wp14:pctWidth>0</wp14:pctWidth>
+            </wp14:sizeRelH>
+            <wp14:sizeRelV relativeFrom="margin">
+              <wp14:pctHeight>0</wp14:pctHeight>
+            </wp14:sizeRelV>
+          </wp:anchor>
+        </w:drawing>
+      </w:r>
+    </w:p>
+    <w:p/>
+    <w:p/>
+    <w:p/>
+    <w:p>
+      <w:r>
+        <w:rPr>
+          <w:noProof/>
+        </w:rPr>
+        <w:lastRenderedPageBreak/>
+        <w:drawing>
+          <wp:anchor distT="0" distB="0" distL="114300" distR="114300" simplePos="0" relativeHeight="251666432" behindDoc="0" locked="0" layoutInCell="1" allowOverlap="1" wp14:anchorId="152EDBF5" wp14:editId="721ECD16">
+            <wp:simplePos x="0" y="0"/>
+            <wp:positionH relativeFrom="column">
+              <wp:posOffset>0</wp:posOffset>
+            </wp:positionH>
+            <wp:positionV relativeFrom="paragraph">
+              <wp:posOffset>0</wp:posOffset>
+            </wp:positionV>
+            <wp:extent cx="5731510" cy="2868930"/>
+            <wp:effectExtent l="0" t="0" r="2540" b="7620"/>
+            <wp:wrapSquare wrapText="bothSides"/>
+            <wp:docPr id="1853981304" name="Picture 11"/>
+            <wp:cNvGraphicFramePr>
+              <a:graphicFrameLocks xmlns:a="http://schemas.openxmlformats.org/drawingml/2006/main" noChangeAspect="1"/>
+            </wp:cNvGraphicFramePr>
+            <a:graphic xmlns:a="http://schemas.openxmlformats.org/drawingml/2006/main">
+              <a:graphicData uri="http://schemas.openxmlformats.org/drawingml/2006/picture">
+                <pic:pic xmlns:pic="http://schemas.openxmlformats.org/drawingml/2006/picture">
+                  <pic:nvPicPr>
+                    <pic:cNvPr id="1853981304" name="Picture 1853981304"/>
+                    <pic:cNvPicPr/>
+                  </pic:nvPicPr>
+                  <pic:blipFill>
+                    <a:blip r:embed="rId9" cstate="print">
+                      <a:extLst>
+                        <a:ext uri="{28A0092B-C50C-407E-A947-70E740481C1C}">
+                          <a14:useLocalDpi xmlns:a14="http://schemas.microsoft.com/office/drawing/2010/main" val="0"/>
+                        </a:ext>
+                      </a:extLst>
+                    </a:blip>
+                    <a:stretch>
+                      <a:fillRect/>
+                    </a:stretch>
+                  </pic:blipFill>
+                  <pic:spPr>
+                    <a:xfrm>
+                      <a:off x="0" y="0"/>
+                      <a:ext cx="5731510" cy="2868930"/>
+                    </a:xfrm>
+                    <a:prstGeom prst="rect">
+                      <a:avLst/>
+                    </a:prstGeom>
+                  </pic:spPr>
+                </pic:pic>
+              </a:graphicData>
+            </a:graphic>
+          </wp:anchor>
+        </w:drawing>
+      </w:r>
+    </w:p>
+    <w:p/>
+    <w:p>
+      <w:r>
+        <w:rPr>
+          <w:noProof/>
+        </w:rPr>
+        <w:drawing>
+          <wp:anchor distT="0" distB="0" distL="114300" distR="114300" simplePos="0" relativeHeight="251667456" behindDoc="0" locked="0" layoutInCell="1" allowOverlap="1" wp14:anchorId="69D137D6" wp14:editId="46A63A7E">
+            <wp:simplePos x="0" y="0"/>
+            <wp:positionH relativeFrom="column">
+              <wp:posOffset>0</wp:posOffset>
+            </wp:positionH>
+            <wp:positionV relativeFrom="paragraph">
+              <wp:posOffset>3562</wp:posOffset>
+            </wp:positionV>
+            <wp:extent cx="5731510" cy="3681730"/>
+            <wp:effectExtent l="0" t="0" r="2540" b="0"/>
+            <wp:wrapSquare wrapText="bothSides"/>
+            <wp:docPr id="247090820" name="Picture 12"/>
+            <wp:cNvGraphicFramePr>
+              <a:graphicFrameLocks xmlns:a="http://schemas.openxmlformats.org/drawingml/2006/main" noChangeAspect="1"/>
+            </wp:cNvGraphicFramePr>
+            <a:graphic xmlns:a="http://schemas.openxmlformats.org/drawingml/2006/main">
+              <a:graphicData uri="http://schemas.openxmlformats.org/drawingml/2006/picture">
+                <pic:pic xmlns:pic="http://schemas.openxmlformats.org/drawingml/2006/picture">
+                  <pic:nvPicPr>
+                    <pic:cNvPr id="247090820" name="Picture 247090820"/>
+                    <pic:cNvPicPr/>
+                  </pic:nvPicPr>
+                  <pic:blipFill>
+                    <a:blip r:embed="rId10" cstate="print">
+                      <a:extLst>
+                        <a:ext uri="{28A0092B-C50C-407E-A947-70E740481C1C}">
+                          <a14:useLocalDpi xmlns:a14="http://schemas.microsoft.com/office/drawing/2010/main" val="0"/>
+                        </a:ext>
+                      </a:extLst>
+                    </a:blip>
+                    <a:stretch>
+                      <a:fillRect/>
+                    </a:stretch>
+                  </pic:blipFill>
+                  <pic:spPr>
+                    <a:xfrm>
+                      <a:off x="0" y="0"/>
+                      <a:ext cx="5731510" cy="3681730"/>
+                    </a:xfrm>
+                    <a:prstGeom prst="rect">
+                      <a:avLst/>
+                    </a:prstGeom>
+                  </pic:spPr>
+                </pic:pic>
+              </a:graphicData>
+            </a:graphic>
+          </wp:anchor>
+        </w:drawing>
+      </w:r>
+    </w:p>
+    <w:p/>
+    <w:p/>
+    <w:p/>
+    <w:p/>
+    <w:p>
+      <w:r>
+        <w:rPr>
+          <w:noProof/>
+        </w:rPr>
+        <w:lastRenderedPageBreak/>
+        <w:drawing>
+          <wp:inline distT="0" distB="0" distL="0" distR="0" wp14:anchorId="7EEC2672" wp14:editId="3CB6AA0B">
+            <wp:extent cx="5731510" cy="3234690"/>
+            <wp:effectExtent l="0" t="0" r="2540" b="3810"/>
+            <wp:docPr id="2072907114" name="Picture 13"/>
+            <wp:cNvGraphicFramePr>
+              <a:graphicFrameLocks xmlns:a="http://schemas.openxmlformats.org/drawingml/2006/main" noChangeAspect="1"/>
+            </wp:cNvGraphicFramePr>
+            <a:graphic xmlns:a="http://schemas.openxmlformats.org/drawingml/2006/main">
+              <a:graphicData uri="http://schemas.openxmlformats.org/drawingml/2006/picture">
+                <pic:pic xmlns:pic="http://schemas.openxmlformats.org/drawingml/2006/picture">
+                  <pic:nvPicPr>
+                    <pic:cNvPr id="2072907114" name="Picture 2072907114"/>
+                    <pic:cNvPicPr/>
+                  </pic:nvPicPr>
+                  <pic:blipFill>
+                    <a:blip r:embed="rId11" cstate="print">
+                      <a:extLst>
+                        <a:ext uri="{28A0092B-C50C-407E-A947-70E740481C1C}">
+                          <a14:useLocalDpi xmlns:a14="http://schemas.microsoft.com/office/drawing/2010/main" val="0"/>
+                        </a:ext>
+                      </a:extLst>
+                    </a:blip>
+                    <a:stretch>
+                      <a:fillRect/>
+                    </a:stretch>
+                  </pic:blipFill>
+                  <pic:spPr>
+                    <a:xfrm>
+                      <a:off x="0" y="0"/>
+                      <a:ext cx="5731510" cy="3234690"/>
+                    </a:xfrm>
+                    <a:prstGeom prst="rect">
+                      <a:avLst/>
+                    </a:prstGeom>
+                  </pic:spPr>
+                </pic:pic>
+              </a:graphicData>
+            </a:graphic>
+          </wp:inline>
+        </w:drawing>
+      </w:r>
+    </w:p>
+    <w:p/>
+    <w:p>
+      <w:r>
+        <w:rPr>
+          <w:noProof/>
+        </w:rPr>
+        <w:drawing>
+          <wp:anchor distT="0" distB="0" distL="114300" distR="114300" simplePos="0" relativeHeight="251668480" behindDoc="0" locked="0" layoutInCell="1" allowOverlap="1" wp14:anchorId="7228E60C" wp14:editId="14FDA3AC">
+            <wp:simplePos x="0" y="0"/>
+            <wp:positionH relativeFrom="margin">
+              <wp:align>right</wp:align>
+            </wp:positionH>
+            <wp:positionV relativeFrom="paragraph">
+              <wp:posOffset>312503</wp:posOffset>
+            </wp:positionV>
+            <wp:extent cx="5731510" cy="2887980"/>
+            <wp:effectExtent l="0" t="0" r="2540" b="7620"/>
+            <wp:wrapSquare wrapText="bothSides"/>
+            <wp:docPr id="20091974" name="Picture 14"/>
+            <wp:cNvGraphicFramePr>
+              <a:graphicFrameLocks xmlns:a="http://schemas.openxmlformats.org/drawingml/2006/main" noChangeAspect="1"/>
+            </wp:cNvGraphicFramePr>
+            <a:graphic xmlns:a="http://schemas.openxmlformats.org/drawingml/2006/main">
+              <a:graphicData uri="http://schemas.openxmlformats.org/drawingml/2006/picture">
+                <pic:pic xmlns:pic="http://schemas.openxmlformats.org/drawingml/2006/picture">
+                  <pic:nvPicPr>
+                    <pic:cNvPr id="20091974" name="Picture 20091974"/>
+                    <pic:cNvPicPr/>
+                  </pic:nvPicPr>
+                  <pic:blipFill>
+                    <a:blip r:embed="rId12">
+                      <a:extLst>
+                        <a:ext uri="{28A0092B-C50C-407E-A947-70E740481C1C}">
+                          <a14:useLocalDpi xmlns:a14="http://schemas.microsoft.com/office/drawing/2010/main" val="0"/>
+                        </a:ext>
+                      </a:extLst>
+                    </a:blip>
+                    <a:stretch>
+                      <a:fillRect/>
+                    </a:stretch>
+                  </pic:blipFill>
+                  <pic:spPr>
+                    <a:xfrm>
+                      <a:off x="0" y="0"/>
+                      <a:ext cx="5731510" cy="2887980"/>
+                    </a:xfrm>
+                    <a:prstGeom prst="rect">
+                      <a:avLst/>
+                    </a:prstGeom>
+                  </pic:spPr>
+                </pic:pic>
+              </a:graphicData>
+            </a:graphic>
+          </wp:anchor>
+        </w:drawing>
+      </w:r>
+    </w:p>
+    <w:p/>
+    <w:p/>
+    <w:p/>
+    <w:p/>
+    <w:p/>
+    <w:p/>
+    <w:p/>
+    <w:p>
+      <w:r>
+        <w:rPr>
+          <w:noProof/>
+        </w:rPr>
+        <w:drawing>
+          <wp:anchor distT="0" distB="0" distL="114300" distR="114300" simplePos="0" relativeHeight="251670528" behindDoc="0" locked="0" layoutInCell="1" allowOverlap="1" wp14:anchorId="5DDB4D34" wp14:editId="2CC28009">
+            <wp:simplePos x="0" y="0"/>
+            <wp:positionH relativeFrom="margin">
+              <wp:posOffset>-222885</wp:posOffset>
+            </wp:positionH>
+            <wp:positionV relativeFrom="paragraph">
+              <wp:posOffset>295275</wp:posOffset>
+            </wp:positionV>
+            <wp:extent cx="6185535" cy="3156585"/>
+            <wp:effectExtent l="0" t="0" r="5715" b="5715"/>
+            <wp:wrapSquare wrapText="bothSides"/>
+            <wp:docPr id="586381805" name="Picture 16"/>
+            <wp:cNvGraphicFramePr>
+              <a:graphicFrameLocks xmlns:a="http://schemas.openxmlformats.org/drawingml/2006/main" noChangeAspect="1"/>
+            </wp:cNvGraphicFramePr>
+            <a:graphic xmlns:a="http://schemas.openxmlformats.org/drawingml/2006/main">
+              <a:graphicData uri="http://schemas.openxmlformats.org/drawingml/2006/picture">
+                <pic:pic xmlns:pic="http://schemas.openxmlformats.org/drawingml/2006/picture">
+                  <pic:nvPicPr>
+                    <pic:cNvPr id="586381805" name="Picture 586381805"/>
+                    <pic:cNvPicPr/>
+                  </pic:nvPicPr>
+                  <pic:blipFill>
+                    <a:blip r:embed="rId13" cstate="print">
+                      <a:extLst>
+                        <a:ext uri="{28A0092B-C50C-407E-A947-70E740481C1C}">
+                          <a14:useLocalDpi xmlns:a14="http://schemas.microsoft.com/office/drawing/2010/main" val="0"/>
+                        </a:ext>
+                      </a:extLst>
+                    </a:blip>
+                    <a:stretch>
+                      <a:fillRect/>
+                    </a:stretch>
+                  </pic:blipFill>
+                  <pic:spPr>
+                    <a:xfrm>
+                      <a:off x="0" y="0"/>
+                      <a:ext cx="6185535" cy="3156585"/>
+                    </a:xfrm>
+                    <a:prstGeom prst="rect">
+                      <a:avLst/>
+                    </a:prstGeom>
+                  </pic:spPr>
+                </pic:pic>
+              </a:graphicData>
+            </a:graphic>
+            <wp14:sizeRelH relativeFrom="margin">
+              <wp14:pctWidth>0</wp14:pctWidth>
+            </wp14:sizeRelH>
+            <wp14:sizeRelV relativeFrom="margin">
+              <wp14:pctHeight>0</wp14:pctHeight>
+            </wp14:sizeRelV>
+          </wp:anchor>
+        </w:drawing>
+      </w:r>
+      <w:r>
+        <w:t>/auth/login</w:t>
+      </w:r>
+    </w:p>
+    <w:p/>
+    <w:p/>
+    <w:p/>
+    <w:p>
+      <w:r>
+        <w:rPr>
+          <w:noProof/>
+        </w:rPr>
+        <w:drawing>
+          <wp:anchor distT="0" distB="0" distL="114300" distR="114300" simplePos="0" relativeHeight="251669504" behindDoc="0" locked="0" layoutInCell="1" allowOverlap="1" wp14:anchorId="6C4B2D79" wp14:editId="654BECA6">
+            <wp:simplePos x="0" y="0"/>
+            <wp:positionH relativeFrom="column">
+              <wp:posOffset>-103754</wp:posOffset>
+            </wp:positionH>
+            <wp:positionV relativeFrom="paragraph">
+              <wp:posOffset>1334577</wp:posOffset>
+            </wp:positionV>
+            <wp:extent cx="5731510" cy="2797175"/>
+            <wp:effectExtent l="0" t="0" r="2540" b="3175"/>
+            <wp:wrapSquare wrapText="bothSides"/>
+            <wp:docPr id="84647628" name="Picture 15"/>
+            <wp:cNvGraphicFramePr>
+              <a:graphicFrameLocks xmlns:a="http://schemas.openxmlformats.org/drawingml/2006/main" noChangeAspect="1"/>
+            </wp:cNvGraphicFramePr>
+            <a:graphic xmlns:a="http://schemas.openxmlformats.org/drawingml/2006/main">
+              <a:graphicData uri="http://schemas.openxmlformats.org/drawingml/2006/picture">
+                <pic:pic xmlns:pic="http://schemas.openxmlformats.org/drawingml/2006/picture">
+                  <pic:nvPicPr>
+                    <pic:cNvPr id="84647628" name="Picture 84647628"/>
+                    <pic:cNvPicPr/>
+                  </pic:nvPicPr>
+                  <pic:blipFill>
+                    <a:blip r:embed="rId14" cstate="print">
+                      <a:extLst>
+                        <a:ext uri="{28A0092B-C50C-407E-A947-70E740481C1C}">
+                          <a14:useLocalDpi xmlns:a14="http://schemas.microsoft.com/office/drawing/2010/main" val="0"/>
+                        </a:ext>
+                      </a:extLst>
+                    </a:blip>
+                    <a:stretch>
+                      <a:fillRect/>
+                    </a:stretch>
+                  </pic:blipFill>
+                  <pic:spPr>
+                    <a:xfrm>
+                      <a:off x="0" y="0"/>
+                      <a:ext cx="5731510" cy="2797175"/>
+                    </a:xfrm>
+                    <a:prstGeom prst="rect">
+                      <a:avLst/>
+                    </a:prstGeom>
+                  </pic:spPr>
+                </pic:pic>
+              </a:graphicData>
+            </a:graphic>
+          </wp:anchor>
+        </w:drawing>
+      </w:r>
+      <w:r>
+        <w:t>/auth/register</w:t>
+      </w:r>
+      <w:r>
+        <w:br w:type="page"/>
+      </w:r>
+    </w:p>
+    <w:p>
+      <w:r>
+        <w:lastRenderedPageBreak/>
+        <w:t>Current user GET</w:t>
+      </w:r>
+    </w:p>
+    <w:p>
+      <w:r>
+        <w:rPr>
+          <w:noProof/>
+        </w:rPr>
+        <w:drawing>
+          <wp:anchor distT="0" distB="0" distL="114300" distR="114300" simplePos="0" relativeHeight="251671552" behindDoc="0" locked="0" layoutInCell="1" allowOverlap="1" wp14:anchorId="531D0EFE" wp14:editId="7AB0A236">
+            <wp:simplePos x="0" y="0"/>
+            <wp:positionH relativeFrom="margin">
+              <wp:align>right</wp:align>
+            </wp:positionH>
+            <wp:positionV relativeFrom="paragraph">
+              <wp:posOffset>365153</wp:posOffset>
+            </wp:positionV>
+            <wp:extent cx="5731510" cy="2755265"/>
+            <wp:effectExtent l="0" t="0" r="2540" b="6985"/>
+            <wp:wrapSquare wrapText="bothSides"/>
+            <wp:docPr id="1529483300" name="Picture 17"/>
+            <wp:cNvGraphicFramePr>
+              <a:graphicFrameLocks xmlns:a="http://schemas.openxmlformats.org/drawingml/2006/main" noChangeAspect="1"/>
+            </wp:cNvGraphicFramePr>
+            <a:graphic xmlns:a="http://schemas.openxmlformats.org/drawingml/2006/main">
+              <a:graphicData uri="http://schemas.openxmlformats.org/drawingml/2006/picture">
+                <pic:pic xmlns:pic="http://schemas.openxmlformats.org/drawingml/2006/picture">
+                  <pic:nvPicPr>
+                    <pic:cNvPr id="1529483300" name="Picture 1529483300"/>
+                    <pic:cNvPicPr/>
+                  </pic:nvPicPr>
+                  <pic:blipFill>
+                    <a:blip r:embed="rId15" cstate="print">
+                      <a:extLst>
+                        <a:ext uri="{28A0092B-C50C-407E-A947-70E740481C1C}">
+                          <a14:useLocalDpi xmlns:a14="http://schemas.microsoft.com/office/drawing/2010/main" val="0"/>
+                        </a:ext>
+                      </a:extLst>
+                    </a:blip>
+                    <a:stretch>
+                      <a:fillRect/>
+                    </a:stretch>
+                  </pic:blipFill>
+                  <pic:spPr>
+                    <a:xfrm>
+                      <a:off x="0" y="0"/>
+                      <a:ext cx="5731510" cy="2755265"/>
+                    </a:xfrm>
+                    <a:prstGeom prst="rect">
+                      <a:avLst/>
+                    </a:prstGeom>
+                  </pic:spPr>
+                </pic:pic>
+              </a:graphicData>
+            </a:graphic>
+          </wp:anchor>
+        </w:drawing>
+      </w:r>
+    </w:p>
+    <w:p/>
+    <w:p/>
+    <w:p/>
+    <w:p>
+      <w:r>
+        <w:rPr>
+          <w:noProof/>
+        </w:rPr>
+        <w:drawing>
+          <wp:anchor distT="0" distB="0" distL="114300" distR="114300" simplePos="0" relativeHeight="251672576" behindDoc="0" locked="0" layoutInCell="1" allowOverlap="1" wp14:anchorId="7B35BD80" wp14:editId="1D8DA6EF">
+            <wp:simplePos x="0" y="0"/>
+            <wp:positionH relativeFrom="margin">
+              <wp:align>right</wp:align>
+            </wp:positionH>
+            <wp:positionV relativeFrom="paragraph">
+              <wp:posOffset>375147</wp:posOffset>
+            </wp:positionV>
+            <wp:extent cx="5731510" cy="2827020"/>
+            <wp:effectExtent l="0" t="0" r="2540" b="0"/>
+            <wp:wrapSquare wrapText="bothSides"/>
+            <wp:docPr id="933389708" name="Picture 18"/>
+            <wp:cNvGraphicFramePr>
+              <a:graphicFrameLocks xmlns:a="http://schemas.openxmlformats.org/drawingml/2006/main" noChangeAspect="1"/>
+            </wp:cNvGraphicFramePr>
+            <a:graphic xmlns:a="http://schemas.openxmlformats.org/drawingml/2006/main">
+              <a:graphicData uri="http://schemas.openxmlformats.org/drawingml/2006/picture">
+                <pic:pic xmlns:pic="http://schemas.openxmlformats.org/drawingml/2006/picture">
+                  <pic:nvPicPr>
+                    <pic:cNvPr id="933389708" name="Picture 933389708"/>
+                    <pic:cNvPicPr/>
+                  </pic:nvPicPr>
+                  <pic:blipFill>
+                    <a:blip r:embed="rId16" cstate="print">
+                      <a:extLst>
+                        <a:ext uri="{28A0092B-C50C-407E-A947-70E740481C1C}">
+                          <a14:useLocalDpi xmlns:a14="http://schemas.microsoft.com/office/drawing/2010/main" val="0"/>
+                        </a:ext>
+                      </a:extLst>
+                    </a:blip>
+                    <a:stretch>
+                      <a:fillRect/>
+                    </a:stretch>
+                  </pic:blipFill>
+                  <pic:spPr>
+                    <a:xfrm>
+                      <a:off x="0" y="0"/>
+                      <a:ext cx="5731510" cy="2827020"/>
+                    </a:xfrm>
+                    <a:prstGeom prst="rect">
+                      <a:avLst/>
+                    </a:prstGeom>
+                  </pic:spPr>
+                </pic:pic>
+              </a:graphicData>
+            </a:graphic>
+          </wp:anchor>
+        </w:drawing>
+      </w:r>
+      <w:r>
+        <w:t>/</w:t>
+      </w:r>
+      <w:proofErr w:type="gramStart"/>
+      <w:r>
+        <w:t>posts</w:t>
+      </w:r>
+      <w:proofErr w:type="gramEnd"/>
+    </w:p>
+    <w:p/>
+    <w:p/>
+    <w:p/>
+    <w:p/>
+    <w:p/>
+    <w:p>
+      <w:r>
+        <w:t>Patch/update logged in user</w:t>
+      </w:r>
+    </w:p>
+    <w:p>
+      <w:r>
+        <w:rPr>
+          <w:noProof/>
+        </w:rPr>
+        <w:drawing>
+          <wp:anchor distT="0" distB="0" distL="114300" distR="114300" simplePos="0" relativeHeight="251673600" behindDoc="0" locked="0" layoutInCell="1" allowOverlap="1" wp14:anchorId="2912B48D" wp14:editId="06B96341">
+            <wp:simplePos x="0" y="0"/>
+            <wp:positionH relativeFrom="column">
+              <wp:posOffset>-166702</wp:posOffset>
+            </wp:positionH>
+            <wp:positionV relativeFrom="paragraph">
+              <wp:posOffset>271504</wp:posOffset>
+            </wp:positionV>
+            <wp:extent cx="5731510" cy="3030220"/>
+            <wp:effectExtent l="0" t="0" r="2540" b="0"/>
+            <wp:wrapSquare wrapText="bothSides"/>
+            <wp:docPr id="59257190" name="Picture 19"/>
+            <wp:cNvGraphicFramePr>
+              <a:graphicFrameLocks xmlns:a="http://schemas.openxmlformats.org/drawingml/2006/main" noChangeAspect="1"/>
+            </wp:cNvGraphicFramePr>
+            <a:graphic xmlns:a="http://schemas.openxmlformats.org/drawingml/2006/main">
+              <a:graphicData uri="http://schemas.openxmlformats.org/drawingml/2006/picture">
+                <pic:pic xmlns:pic="http://schemas.openxmlformats.org/drawingml/2006/picture">
+                  <pic:nvPicPr>
+                    <pic:cNvPr id="59257190" name="Picture 59257190"/>
+                    <pic:cNvPicPr/>
+                  </pic:nvPicPr>
+                  <pic:blipFill>
+                    <a:blip r:embed="rId17" cstate="print">
+                      <a:extLst>
+                        <a:ext uri="{28A0092B-C50C-407E-A947-70E740481C1C}">
+                          <a14:useLocalDpi xmlns:a14="http://schemas.microsoft.com/office/drawing/2010/main" val="0"/>
+                        </a:ext>
+                      </a:extLst>
+                    </a:blip>
+                    <a:stretch>
+                      <a:fillRect/>
+                    </a:stretch>
+                  </pic:blipFill>
+                  <pic:spPr>
+                    <a:xfrm>
+                      <a:off x="0" y="0"/>
+                      <a:ext cx="5731510" cy="3030220"/>
+                    </a:xfrm>
+                    <a:prstGeom prst="rect">
+                      <a:avLst/>
+                    </a:prstGeom>
+                  </pic:spPr>
+                </pic:pic>
+              </a:graphicData>
+            </a:graphic>
+          </wp:anchor>
+        </w:drawing>
+      </w:r>
+    </w:p>
+    <w:p/>
+    <w:p/>
     <w:p>
       <w:r>
         <w:rPr>
@@ -2220,6 +2870,67 @@
         </w:numPr>
       </w:pPr>
       <w:r>
+        <w:rPr>
+          <w:noProof/>
+        </w:rPr>
+        <w:lastRenderedPageBreak/>
+        <w:drawing>
+          <wp:anchor distT="0" distB="0" distL="114300" distR="114300" simplePos="0" relativeHeight="251663360" behindDoc="0" locked="0" layoutInCell="1" allowOverlap="1" wp14:anchorId="49E9AF0F" wp14:editId="6C343CFD">
+            <wp:simplePos x="0" y="0"/>
+            <wp:positionH relativeFrom="column">
+              <wp:posOffset>63456</wp:posOffset>
+            </wp:positionH>
+            <wp:positionV relativeFrom="paragraph">
+              <wp:posOffset>436836</wp:posOffset>
+            </wp:positionV>
+            <wp:extent cx="5731510" cy="3681730"/>
+            <wp:effectExtent l="0" t="0" r="2540" b="0"/>
+            <wp:wrapSquare wrapText="bothSides"/>
+            <wp:docPr id="311422682" name="Picture 3"/>
+            <wp:cNvGraphicFramePr>
+              <a:graphicFrameLocks xmlns:a="http://schemas.openxmlformats.org/drawingml/2006/main" noChangeAspect="1"/>
+            </wp:cNvGraphicFramePr>
+            <a:graphic xmlns:a="http://schemas.openxmlformats.org/drawingml/2006/main">
+              <a:graphicData uri="http://schemas.openxmlformats.org/drawingml/2006/picture">
+                <pic:pic xmlns:pic="http://schemas.openxmlformats.org/drawingml/2006/picture">
+                  <pic:nvPicPr>
+                    <pic:cNvPr id="311422682" name="Picture 311422682"/>
+                    <pic:cNvPicPr/>
+                  </pic:nvPicPr>
+                  <pic:blipFill>
+                    <a:blip r:embed="rId10" cstate="print">
+                      <a:extLst>
+                        <a:ext uri="{28A0092B-C50C-407E-A947-70E740481C1C}">
+                          <a14:useLocalDpi xmlns:a14="http://schemas.microsoft.com/office/drawing/2010/main" val="0"/>
+                        </a:ext>
+                      </a:extLst>
+                    </a:blip>
+                    <a:stretch>
+                      <a:fillRect/>
+                    </a:stretch>
+                  </pic:blipFill>
+                  <pic:spPr>
+                    <a:xfrm>
+                      <a:off x="0" y="0"/>
+                      <a:ext cx="5731510" cy="3681730"/>
+                    </a:xfrm>
+                    <a:prstGeom prst="rect">
+                      <a:avLst/>
+                    </a:prstGeom>
+                  </pic:spPr>
+                </pic:pic>
+              </a:graphicData>
+            </a:graphic>
+            <wp14:sizeRelH relativeFrom="page">
+              <wp14:pctWidth>0</wp14:pctWidth>
+            </wp14:sizeRelH>
+            <wp14:sizeRelV relativeFrom="page">
+              <wp14:pctHeight>0</wp14:pctHeight>
+            </wp14:sizeRelV>
+          </wp:anchor>
+        </w:drawing>
+      </w:r>
+      <w:r>
         <w:t>Cloud media storage + CDN optimization</w:t>
       </w:r>
     </w:p>
@@ -2235,6 +2946,7 @@
     </w:p>
     <w:p/>
     <w:sectPr>
+      <w:headerReference w:type="default" r:id="rId18"/>
       <w:pgSz w:w="11906" w:h="16838"/>
       <w:pgMar w:top="1440" w:right="1440" w:bottom="1440" w:left="1440" w:header="708" w:footer="708" w:gutter="0"/>
       <w:cols w:space="708"/>
@@ -2242,6 +2954,109 @@
     </w:sectPr>
   </w:body>
 </w:document>
+</file>
+
+<file path=word/endnotes.xml><?xml version="1.0" encoding="utf-8"?>
+<w:endnotes xmlns:wpc="http://schemas.microsoft.com/office/word/2010/wordprocessingCanvas" xmlns:cx="http://schemas.microsoft.com/office/drawing/2014/chartex" xmlns:cx1="http://schemas.microsoft.com/office/drawing/2015/9/8/chartex" xmlns:cx2="http://schemas.microsoft.com/office/drawing/2015/10/21/chartex" xmlns:cx3="http://schemas.microsoft.com/office/drawing/2016/5/9/chartex" xmlns:cx4="http://schemas.microsoft.com/office/drawing/2016/5/10/chartex" xmlns:cx5="http://schemas.microsoft.com/office/drawing/2016/5/11/chartex" xmlns:cx6="http://schemas.microsoft.com/office/drawing/2016/5/12/chartex" xmlns:cx7="http://schemas.microsoft.com/office/drawing/2016/5/13/chartex" xmlns:cx8="http://schemas.microsoft.com/office/drawing/2016/5/14/chartex" xmlns:mc="http://schemas.openxmlformats.org/markup-compatibility/2006" xmlns:aink="http://schemas.microsoft.com/office/drawing/2016/ink" xmlns:am3d="http://schemas.microsoft.com/office/drawing/2017/model3d" xmlns:o="urn:schemas-microsoft-com:office:office" xmlns:oel="http://schemas.microsoft.com/office/2019/extlst" xmlns:r="http://schemas.openxmlformats.org/officeDocument/2006/relationships" xmlns:m="http://schemas.openxmlformats.org/officeDocument/2006/math" xmlns:v="urn:schemas-microsoft-com:vml" xmlns:wp14="http://schemas.microsoft.com/office/word/2010/wordprocessingDrawing" xmlns:wp="http://schemas.openxmlformats.org/drawingml/2006/wordprocessingDrawing" xmlns:w10="urn:schemas-microsoft-com:office:word" xmlns:w="http://schemas.openxmlformats.org/wordprocessingml/2006/main" xmlns:w14="http://schemas.microsoft.com/office/word/2010/wordml" xmlns:w15="http://schemas.microsoft.com/office/word/2012/wordml" xmlns:w16cex="http://schemas.microsoft.com/office/word/2018/wordml/cex" xmlns:w16cid="http://schemas.microsoft.com/office/word/2016/wordml/cid" xmlns:w16="http://schemas.microsoft.com/office/word/2018/wordml" xmlns:w16du="http://schemas.microsoft.com/office/word/2023/wordml/word16du" xmlns:w16sdtdh="http://schemas.microsoft.com/office/word/2020/wordml/sdtdatahash" xmlns:w16sdtfl="http://schemas.microsoft.com/office/word/2024/wordml/sdtformatlock" xmlns:w16se="http://schemas.microsoft.com/office/word/2015/wordml/symex" xmlns:wpg="http://schemas.microsoft.com/office/word/2010/wordprocessingGroup" xmlns:wpi="http://schemas.microsoft.com/office/word/2010/wordprocessingInk" xmlns:wne="http://schemas.microsoft.com/office/word/2006/wordml" xmlns:wps="http://schemas.microsoft.com/office/word/2010/wordprocessingShape" mc:Ignorable="w14 w15 w16se w16cid w16 w16cex w16sdtdh w16sdtfl w16du wp14">
+  <w:endnote w:type="separator" w:id="-1">
+    <w:p>
+      <w:pPr>
+        <w:spacing w:after="0" w:line="240" w:lineRule="auto"/>
+      </w:pPr>
+      <w:r>
+        <w:separator/>
+      </w:r>
+    </w:p>
+  </w:endnote>
+  <w:endnote w:type="continuationSeparator" w:id="0">
+    <w:p>
+      <w:pPr>
+        <w:spacing w:after="0" w:line="240" w:lineRule="auto"/>
+      </w:pPr>
+      <w:r>
+        <w:continuationSeparator/>
+      </w:r>
+    </w:p>
+  </w:endnote>
+</w:endnotes>
+</file>
+
+<file path=word/footnotes.xml><?xml version="1.0" encoding="utf-8"?>
+<w:footnotes xmlns:wpc="http://schemas.microsoft.com/office/word/2010/wordprocessingCanvas" xmlns:cx="http://schemas.microsoft.com/office/drawing/2014/chartex" xmlns:cx1="http://schemas.microsoft.com/office/drawing/2015/9/8/chartex" xmlns:cx2="http://schemas.microsoft.com/office/drawing/2015/10/21/chartex" xmlns:cx3="http://schemas.microsoft.com/office/drawing/2016/5/9/chartex" xmlns:cx4="http://schemas.microsoft.com/office/drawing/2016/5/10/chartex" xmlns:cx5="http://schemas.microsoft.com/office/drawing/2016/5/11/chartex" xmlns:cx6="http://schemas.microsoft.com/office/drawing/2016/5/12/chartex" xmlns:cx7="http://schemas.microsoft.com/office/drawing/2016/5/13/chartex" xmlns:cx8="http://schemas.microsoft.com/office/drawing/2016/5/14/chartex" xmlns:mc="http://schemas.openxmlformats.org/markup-compatibility/2006" xmlns:aink="http://schemas.microsoft.com/office/drawing/2016/ink" xmlns:am3d="http://schemas.microsoft.com/office/drawing/2017/model3d" xmlns:o="urn:schemas-microsoft-com:office:office" xmlns:oel="http://schemas.microsoft.com/office/2019/extlst" xmlns:r="http://schemas.openxmlformats.org/officeDocument/2006/relationships" xmlns:m="http://schemas.openxmlformats.org/officeDocument/2006/math" xmlns:v="urn:schemas-microsoft-com:vml" xmlns:wp14="http://schemas.microsoft.com/office/word/2010/wordprocessingDrawing" xmlns:wp="http://schemas.openxmlformats.org/drawingml/2006/wordprocessingDrawing" xmlns:w10="urn:schemas-microsoft-com:office:word" xmlns:w="http://schemas.openxmlformats.org/wordprocessingml/2006/main" xmlns:w14="http://schemas.microsoft.com/office/word/2010/wordml" xmlns:w15="http://schemas.microsoft.com/office/word/2012/wordml" xmlns:w16cex="http://schemas.microsoft.com/office/word/2018/wordml/cex" xmlns:w16cid="http://schemas.microsoft.com/office/word/2016/wordml/cid" xmlns:w16="http://schemas.microsoft.com/office/word/2018/wordml" xmlns:w16du="http://schemas.microsoft.com/office/word/2023/wordml/word16du" xmlns:w16sdtdh="http://schemas.microsoft.com/office/word/2020/wordml/sdtdatahash" xmlns:w16sdtfl="http://schemas.microsoft.com/office/word/2024/wordml/sdtformatlock" xmlns:w16se="http://schemas.microsoft.com/office/word/2015/wordml/symex" xmlns:wpg="http://schemas.microsoft.com/office/word/2010/wordprocessingGroup" xmlns:wpi="http://schemas.microsoft.com/office/word/2010/wordprocessingInk" xmlns:wne="http://schemas.microsoft.com/office/word/2006/wordml" xmlns:wps="http://schemas.microsoft.com/office/word/2010/wordprocessingShape" mc:Ignorable="w14 w15 w16se w16cid w16 w16cex w16sdtdh w16sdtfl w16du wp14">
+  <w:footnote w:type="separator" w:id="-1">
+    <w:p>
+      <w:pPr>
+        <w:spacing w:after="0" w:line="240" w:lineRule="auto"/>
+      </w:pPr>
+      <w:r>
+        <w:separator/>
+      </w:r>
+    </w:p>
+  </w:footnote>
+  <w:footnote w:type="continuationSeparator" w:id="0">
+    <w:p>
+      <w:pPr>
+        <w:spacing w:after="0" w:line="240" w:lineRule="auto"/>
+      </w:pPr>
+      <w:r>
+        <w:continuationSeparator/>
+      </w:r>
+    </w:p>
+  </w:footnote>
+</w:footnotes>
+</file>
+
+<file path=word/header1.xml><?xml version="1.0" encoding="utf-8"?>
+<w:hdr xmlns:wpc="http://schemas.microsoft.com/office/word/2010/wordprocessingCanvas" xmlns:cx="http://schemas.microsoft.com/office/drawing/2014/chartex" xmlns:cx1="http://schemas.microsoft.com/office/drawing/2015/9/8/chartex" xmlns:cx2="http://schemas.microsoft.com/office/drawing/2015/10/21/chartex" xmlns:cx3="http://schemas.microsoft.com/office/drawing/2016/5/9/chartex" xmlns:cx4="http://schemas.microsoft.com/office/drawing/2016/5/10/chartex" xmlns:cx5="http://schemas.microsoft.com/office/drawing/2016/5/11/chartex" xmlns:cx6="http://schemas.microsoft.com/office/drawing/2016/5/12/chartex" xmlns:cx7="http://schemas.microsoft.com/office/drawing/2016/5/13/chartex" xmlns:cx8="http://schemas.microsoft.com/office/drawing/2016/5/14/chartex" xmlns:mc="http://schemas.openxmlformats.org/markup-compatibility/2006" xmlns:aink="http://schemas.microsoft.com/office/drawing/2016/ink" xmlns:am3d="http://schemas.microsoft.com/office/drawing/2017/model3d" xmlns:o="urn:schemas-microsoft-com:office:office" xmlns:oel="http://schemas.microsoft.com/office/2019/extlst" xmlns:r="http://schemas.openxmlformats.org/officeDocument/2006/relationships" xmlns:m="http://schemas.openxmlformats.org/officeDocument/2006/math" xmlns:v="urn:schemas-microsoft-com:vml" xmlns:wp14="http://schemas.microsoft.com/office/word/2010/wordprocessingDrawing" xmlns:wp="http://schemas.openxmlformats.org/drawingml/2006/wordprocessingDrawing" xmlns:w10="urn:schemas-microsoft-com:office:word" xmlns:w="http://schemas.openxmlformats.org/wordprocessingml/2006/main" xmlns:w14="http://schemas.microsoft.com/office/word/2010/wordml" xmlns:w15="http://schemas.microsoft.com/office/word/2012/wordml" xmlns:w16cex="http://schemas.microsoft.com/office/word/2018/wordml/cex" xmlns:w16cid="http://schemas.microsoft.com/office/word/2016/wordml/cid" xmlns:w16="http://schemas.microsoft.com/office/word/2018/wordml" xmlns:w16du="http://schemas.microsoft.com/office/word/2023/wordml/word16du" xmlns:w16sdtdh="http://schemas.microsoft.com/office/word/2020/wordml/sdtdatahash" xmlns:w16sdtfl="http://schemas.microsoft.com/office/word/2024/wordml/sdtformatlock" xmlns:w16se="http://schemas.microsoft.com/office/word/2015/wordml/symex" xmlns:wpg="http://schemas.microsoft.com/office/word/2010/wordprocessingGroup" xmlns:wpi="http://schemas.microsoft.com/office/word/2010/wordprocessingInk" xmlns:wne="http://schemas.microsoft.com/office/word/2006/wordml" xmlns:wps="http://schemas.microsoft.com/office/word/2010/wordprocessingShape" mc:Ignorable="w14 w15 w16se w16cid w16 w16cex w16sdtdh w16sdtfl w16du wp14">
+  <w:sdt>
+    <w:sdtPr>
+      <w:id w:val="-769235821"/>
+      <w:docPartObj>
+        <w:docPartGallery w:val="Page Numbers (Top of Page)"/>
+        <w:docPartUnique/>
+      </w:docPartObj>
+    </w:sdtPr>
+    <w:sdtEndPr>
+      <w:rPr>
+        <w:noProof/>
+      </w:rPr>
+    </w:sdtEndPr>
+    <w:sdtContent>
+      <w:p>
+        <w:pPr>
+          <w:pStyle w:val="Header"/>
+          <w:jc w:val="right"/>
+        </w:pPr>
+        <w:r>
+          <w:fldChar w:fldCharType="begin"/>
+        </w:r>
+        <w:r>
+          <w:instrText xml:space="preserve"> PAGE   \* MERGEFORMAT </w:instrText>
+        </w:r>
+        <w:r>
+          <w:fldChar w:fldCharType="separate"/>
+        </w:r>
+        <w:r>
+          <w:rPr>
+            <w:noProof/>
+          </w:rPr>
+          <w:t>2</w:t>
+        </w:r>
+        <w:r>
+          <w:rPr>
+            <w:noProof/>
+          </w:rPr>
+          <w:fldChar w:fldCharType="end"/>
+        </w:r>
+      </w:p>
+    </w:sdtContent>
+  </w:sdt>
+  <w:p>
+    <w:pPr>
+      <w:pStyle w:val="Header"/>
+    </w:pPr>
+  </w:p>
+</w:hdr>
 </file>
 
 <file path=word/numbering.xml><?xml version="1.0" encoding="utf-8"?>
@@ -11669,6 +12484,7 @@
   <w:style w:type="character" w:default="1" w:styleId="DefaultParagraphFont">
     <w:name w:val="Default Paragraph Font"/>
     <w:uiPriority w:val="1"/>
+    <w:semiHidden/>
     <w:unhideWhenUsed/>
   </w:style>
   <w:style w:type="table" w:default="1" w:styleId="TableNormal">
@@ -11982,6 +12798,50 @@
       <w:spacing w:val="5"/>
     </w:rPr>
   </w:style>
+  <w:style w:type="paragraph" w:styleId="Header">
+    <w:name w:val="header"/>
+    <w:basedOn w:val="Normal"/>
+    <w:link w:val="HeaderChar"/>
+    <w:uiPriority w:val="99"/>
+    <w:unhideWhenUsed/>
+    <w:rsid w:val="002B19C9"/>
+    <w:pPr>
+      <w:tabs>
+        <w:tab w:val="center" w:pos="4513"/>
+        <w:tab w:val="right" w:pos="9026"/>
+      </w:tabs>
+      <w:spacing w:after="0" w:line="240" w:lineRule="auto"/>
+    </w:pPr>
+  </w:style>
+  <w:style w:type="character" w:customStyle="1" w:styleId="HeaderChar">
+    <w:name w:val="Header Char"/>
+    <w:basedOn w:val="DefaultParagraphFont"/>
+    <w:link w:val="Header"/>
+    <w:uiPriority w:val="99"/>
+    <w:rsid w:val="002B19C9"/>
+  </w:style>
+  <w:style w:type="paragraph" w:styleId="Footer">
+    <w:name w:val="footer"/>
+    <w:basedOn w:val="Normal"/>
+    <w:link w:val="FooterChar"/>
+    <w:uiPriority w:val="99"/>
+    <w:unhideWhenUsed/>
+    <w:rsid w:val="002B19C9"/>
+    <w:pPr>
+      <w:tabs>
+        <w:tab w:val="center" w:pos="4513"/>
+        <w:tab w:val="right" w:pos="9026"/>
+      </w:tabs>
+      <w:spacing w:after="0" w:line="240" w:lineRule="auto"/>
+    </w:pPr>
+  </w:style>
+  <w:style w:type="character" w:customStyle="1" w:styleId="FooterChar">
+    <w:name w:val="Footer Char"/>
+    <w:basedOn w:val="DefaultParagraphFont"/>
+    <w:link w:val="Footer"/>
+    <w:uiPriority w:val="99"/>
+    <w:rsid w:val="002B19C9"/>
+  </w:style>
 </w:styles>
 </file>
 
